--- a/public/assets/files/stacjonarne/M3D.docx
+++ b/public/assets/files/stacjonarne/M3D.docx
@@ -523,6 +523,7 @@
                 <w:i w:val="0"/>
                 <w:sz w:val="22"/>
               </w:rPr>
+              <w:t>I</w:t>
             </w:r>
           </w:p>
         </w:tc>
@@ -560,6 +561,7 @@
                 <w:i w:val="0"/>
                 <w:sz w:val="22"/>
               </w:rPr>
+              <w:t>specjalizacyjny</w:t>
             </w:r>
           </w:p>
         </w:tc>

--- a/public/assets/files/stacjonarne/M3D.docx
+++ b/public/assets/files/stacjonarne/M3D.docx
@@ -3118,7 +3118,6 @@
                 <w:i w:val="0"/>
                 <w:sz w:val="22"/>
               </w:rPr>
-              <w:t>ocena sporządzonego oprogramowania; prezentacja samodzielnej pracy semestralnej</w:t>
             </w:r>
           </w:p>
         </w:tc>
@@ -3244,7 +3243,7 @@
                 <w:i w:val="0"/>
                 <w:sz w:val="22"/>
               </w:rPr>
-              <w:t>K_U04</w:t>
+              <w:t>K_U32</w:t>
             </w:r>
           </w:p>
         </w:tc>
@@ -3282,7 +3281,7 @@
                 <w:i w:val="0"/>
                 <w:sz w:val="22"/>
               </w:rPr>
-              <w:t>ocena sporządzonego oprogramowania; prezentacja samodzielnej pracy semestralnej</w:t>
+              <w:t>ocena sporządzonego oprogramowania, prezentacja samodzielnej pracy semestralnej</w:t>
             </w:r>
           </w:p>
         </w:tc>
@@ -3341,7 +3340,7 @@
                 <w:i w:val="0"/>
                 <w:sz w:val="22"/>
               </w:rPr>
-              <w:t>ocena sporządzonego oprogramowania; prezentacja samodzielnej pracy semestralnej</w:t>
+              <w:t>ocena sporządzonego oprogramowania, prezentacja samodzielnej pracy semestralnej</w:t>
             </w:r>
           </w:p>
         </w:tc>
@@ -3362,6 +3361,7 @@
                 <w:i w:val="0"/>
                 <w:sz w:val="22"/>
               </w:rPr>
+              <w:t>K_U32</w:t>
             </w:r>
           </w:p>
         </w:tc>
@@ -3399,7 +3399,7 @@
                 <w:i w:val="0"/>
                 <w:sz w:val="22"/>
               </w:rPr>
-              <w:t>ocena sporządzonego oprogramowania; prezentacja samodzielnej pracy semestralnej</w:t>
+              <w:t>ocena sporządzonego oprogramowania, prezentacja samodzielnej pracy semestralnej</w:t>
             </w:r>
           </w:p>
         </w:tc>
@@ -3420,6 +3420,7 @@
                 <w:i w:val="0"/>
                 <w:sz w:val="22"/>
               </w:rPr>
+              <w:t>K_U32</w:t>
             </w:r>
           </w:p>
         </w:tc>
@@ -3457,7 +3458,7 @@
                 <w:i w:val="0"/>
                 <w:sz w:val="22"/>
               </w:rPr>
-              <w:t>ocena sporządzonego oprogramowania; prezentacja samodzielnej pracy semestralnej</w:t>
+              <w:t>ocena sporządzonego oprogramowania, prezentacja samodzielnej pracy semestralnej</w:t>
             </w:r>
           </w:p>
         </w:tc>
@@ -3583,7 +3584,7 @@
                 <w:i w:val="0"/>
                 <w:sz w:val="22"/>
               </w:rPr>
-              <w:t>K_K03</w:t>
+              <w:t>K_K04</w:t>
             </w:r>
           </w:p>
         </w:tc>
@@ -3621,7 +3622,7 @@
                 <w:i w:val="0"/>
                 <w:sz w:val="22"/>
               </w:rPr>
-              <w:t>ocena sporządzonego oprogramowania; prezentacja samodzielnej pracy semestralnej</w:t>
+              <w:t>ocena sporządzonego oprogramowania, prezentacja samodzielnej pracy semestralnej</w:t>
             </w:r>
           </w:p>
         </w:tc>
@@ -3642,7 +3643,7 @@
                 <w:i w:val="0"/>
                 <w:sz w:val="22"/>
               </w:rPr>
-              <w:t>K_K04</w:t>
+              <w:t>K_K03</w:t>
             </w:r>
           </w:p>
         </w:tc>
@@ -3680,7 +3681,7 @@
                 <w:i w:val="0"/>
                 <w:sz w:val="22"/>
               </w:rPr>
-              <w:t>ocena sporządzonego oprogramowania; prezentacja samodzielnej pracy semestralnej</w:t>
+              <w:t>ocena sporządzonego oprogramowania, prezentacja samodzielnej pracy semestralnej</w:t>
             </w:r>
           </w:p>
         </w:tc>

--- a/public/assets/files/stacjonarne/M3D.docx
+++ b/public/assets/files/stacjonarne/M3D.docx
@@ -1882,14 +1882,13 @@
       </w:tblPr>
       <w:tblGrid>
         <w:gridCol w:w="680"/>
-        <w:gridCol w:w="4536"/>
-        <w:gridCol w:w="4252"/>
+        <w:gridCol w:w="8788"/>
       </w:tblGrid>
       <w:tr>
         <w:tc>
           <w:tcPr>
             <w:tcW w:type="dxa" w:w="9468"/>
-            <w:gridSpan w:val="3"/>
+            <w:gridSpan w:val="2"/>
             <w:shd w:val="clear" w:color="auto" w:fill="D9D9D9"/>
           </w:tcPr>
           <w:p>
@@ -1931,7 +1930,7 @@
         </w:tc>
         <w:tc>
           <w:tcPr>
-            <w:tcW w:type="dxa" w:w="4536"/>
+            <w:tcW w:type="dxa" w:w="8788"/>
             <w:shd w:val="clear" w:color="auto" w:fill="D9D9D9"/>
           </w:tcPr>
           <w:p>
@@ -1945,27 +1944,7 @@
                 <w:i w:val="0"/>
                 <w:sz w:val="16"/>
               </w:rPr>
-              <w:t>Wykład</w:t>
-            </w:r>
-          </w:p>
-        </w:tc>
-        <w:tc>
-          <w:tcPr>
-            <w:tcW w:type="dxa" w:w="4252"/>
-            <w:shd w:val="clear" w:color="auto" w:fill="D9D9D9"/>
-          </w:tcPr>
-          <w:p>
-            <w:pPr>
-              <w:spacing w:before="20" w:after="20"/>
-            </w:pPr>
-            <w:r>
-              <w:rPr>
-                <w:rFonts w:ascii="Aptos" w:hAnsi="Aptos"/>
-                <w:b/>
-                <w:i w:val="0"/>
-                <w:sz w:val="16"/>
-              </w:rPr>
-              <w:t>Ćwiczenia / Laboratorium / Pracownia</w:t>
+              <w:t>Treści programowe</w:t>
             </w:r>
           </w:p>
         </w:tc>
@@ -1992,7 +1971,7 @@
         </w:tc>
         <w:tc>
           <w:tcPr>
-            <w:tcW w:type="dxa" w:w="4536"/>
+            <w:tcW w:type="dxa" w:w="8788"/>
           </w:tcPr>
           <w:p>
             <w:pPr>
@@ -2006,24 +1985,6 @@
                 <w:sz w:val="22"/>
               </w:rPr>
               <w:t>1. Wprowadzenie do podstaw obsługi Blendera.</w:t>
-            </w:r>
-          </w:p>
-        </w:tc>
-        <w:tc>
-          <w:tcPr>
-            <w:tcW w:type="dxa" w:w="4252"/>
-          </w:tcPr>
-          <w:p>
-            <w:pPr>
-              <w:spacing w:before="20" w:after="20"/>
-            </w:pPr>
-            <w:r>
-              <w:rPr>
-                <w:rFonts w:ascii="Aptos" w:hAnsi="Aptos"/>
-                <w:b w:val="0"/>
-                <w:i w:val="0"/>
-                <w:sz w:val="22"/>
-              </w:rPr>
             </w:r>
           </w:p>
         </w:tc>
@@ -2050,7 +2011,7 @@
         </w:tc>
         <w:tc>
           <w:tcPr>
-            <w:tcW w:type="dxa" w:w="4536"/>
+            <w:tcW w:type="dxa" w:w="8788"/>
           </w:tcPr>
           <w:p>
             <w:pPr>
@@ -2064,24 +2025,6 @@
                 <w:sz w:val="22"/>
               </w:rPr>
               <w:t>2. Modelowanie w trybie obiektowym.</w:t>
-            </w:r>
-          </w:p>
-        </w:tc>
-        <w:tc>
-          <w:tcPr>
-            <w:tcW w:type="dxa" w:w="4252"/>
-          </w:tcPr>
-          <w:p>
-            <w:pPr>
-              <w:spacing w:before="20" w:after="20"/>
-            </w:pPr>
-            <w:r>
-              <w:rPr>
-                <w:rFonts w:ascii="Aptos" w:hAnsi="Aptos"/>
-                <w:b w:val="0"/>
-                <w:i w:val="0"/>
-                <w:sz w:val="22"/>
-              </w:rPr>
             </w:r>
           </w:p>
         </w:tc>
@@ -2108,7 +2051,7 @@
         </w:tc>
         <w:tc>
           <w:tcPr>
-            <w:tcW w:type="dxa" w:w="4536"/>
+            <w:tcW w:type="dxa" w:w="8788"/>
           </w:tcPr>
           <w:p>
             <w:pPr>
@@ -2122,24 +2065,6 @@
                 <w:sz w:val="22"/>
               </w:rPr>
               <w:t>3. Modyfikatory.</w:t>
-            </w:r>
-          </w:p>
-        </w:tc>
-        <w:tc>
-          <w:tcPr>
-            <w:tcW w:type="dxa" w:w="4252"/>
-          </w:tcPr>
-          <w:p>
-            <w:pPr>
-              <w:spacing w:before="20" w:after="20"/>
-            </w:pPr>
-            <w:r>
-              <w:rPr>
-                <w:rFonts w:ascii="Aptos" w:hAnsi="Aptos"/>
-                <w:b w:val="0"/>
-                <w:i w:val="0"/>
-                <w:sz w:val="22"/>
-              </w:rPr>
             </w:r>
           </w:p>
         </w:tc>
@@ -2166,7 +2091,7 @@
         </w:tc>
         <w:tc>
           <w:tcPr>
-            <w:tcW w:type="dxa" w:w="4536"/>
+            <w:tcW w:type="dxa" w:w="8788"/>
           </w:tcPr>
           <w:p>
             <w:pPr>
@@ -2180,24 +2105,6 @@
                 <w:sz w:val="22"/>
               </w:rPr>
               <w:t>4. Modelowanie w trybie edycji.</w:t>
-            </w:r>
-          </w:p>
-        </w:tc>
-        <w:tc>
-          <w:tcPr>
-            <w:tcW w:type="dxa" w:w="4252"/>
-          </w:tcPr>
-          <w:p>
-            <w:pPr>
-              <w:spacing w:before="20" w:after="20"/>
-            </w:pPr>
-            <w:r>
-              <w:rPr>
-                <w:rFonts w:ascii="Aptos" w:hAnsi="Aptos"/>
-                <w:b w:val="0"/>
-                <w:i w:val="0"/>
-                <w:sz w:val="22"/>
-              </w:rPr>
             </w:r>
           </w:p>
         </w:tc>
@@ -2224,7 +2131,7 @@
         </w:tc>
         <w:tc>
           <w:tcPr>
-            <w:tcW w:type="dxa" w:w="4536"/>
+            <w:tcW w:type="dxa" w:w="8788"/>
           </w:tcPr>
           <w:p>
             <w:pPr>
@@ -2238,24 +2145,6 @@
                 <w:sz w:val="22"/>
               </w:rPr>
               <w:t>5. Modelowanie high-poly w trybie rzeźbienia.</w:t>
-            </w:r>
-          </w:p>
-        </w:tc>
-        <w:tc>
-          <w:tcPr>
-            <w:tcW w:type="dxa" w:w="4252"/>
-          </w:tcPr>
-          <w:p>
-            <w:pPr>
-              <w:spacing w:before="20" w:after="20"/>
-            </w:pPr>
-            <w:r>
-              <w:rPr>
-                <w:rFonts w:ascii="Aptos" w:hAnsi="Aptos"/>
-                <w:b w:val="0"/>
-                <w:i w:val="0"/>
-                <w:sz w:val="22"/>
-              </w:rPr>
             </w:r>
           </w:p>
         </w:tc>
@@ -2282,7 +2171,7 @@
         </w:tc>
         <w:tc>
           <w:tcPr>
-            <w:tcW w:type="dxa" w:w="4536"/>
+            <w:tcW w:type="dxa" w:w="8788"/>
           </w:tcPr>
           <w:p>
             <w:pPr>
@@ -2296,24 +2185,6 @@
                 <w:sz w:val="22"/>
               </w:rPr>
               <w:t>6. Oświetlenie.</w:t>
-            </w:r>
-          </w:p>
-        </w:tc>
-        <w:tc>
-          <w:tcPr>
-            <w:tcW w:type="dxa" w:w="4252"/>
-          </w:tcPr>
-          <w:p>
-            <w:pPr>
-              <w:spacing w:before="20" w:after="20"/>
-            </w:pPr>
-            <w:r>
-              <w:rPr>
-                <w:rFonts w:ascii="Aptos" w:hAnsi="Aptos"/>
-                <w:b w:val="0"/>
-                <w:i w:val="0"/>
-                <w:sz w:val="22"/>
-              </w:rPr>
             </w:r>
           </w:p>
         </w:tc>
@@ -2340,7 +2211,7 @@
         </w:tc>
         <w:tc>
           <w:tcPr>
-            <w:tcW w:type="dxa" w:w="4536"/>
+            <w:tcW w:type="dxa" w:w="8788"/>
           </w:tcPr>
           <w:p>
             <w:pPr>
@@ -2354,24 +2225,6 @@
                 <w:sz w:val="22"/>
               </w:rPr>
               <w:t>7. Materiały.</w:t>
-            </w:r>
-          </w:p>
-        </w:tc>
-        <w:tc>
-          <w:tcPr>
-            <w:tcW w:type="dxa" w:w="4252"/>
-          </w:tcPr>
-          <w:p>
-            <w:pPr>
-              <w:spacing w:before="20" w:after="20"/>
-            </w:pPr>
-            <w:r>
-              <w:rPr>
-                <w:rFonts w:ascii="Aptos" w:hAnsi="Aptos"/>
-                <w:b w:val="0"/>
-                <w:i w:val="0"/>
-                <w:sz w:val="22"/>
-              </w:rPr>
             </w:r>
           </w:p>
         </w:tc>
@@ -2398,7 +2251,7 @@
         </w:tc>
         <w:tc>
           <w:tcPr>
-            <w:tcW w:type="dxa" w:w="4536"/>
+            <w:tcW w:type="dxa" w:w="8788"/>
           </w:tcPr>
           <w:p>
             <w:pPr>
@@ -2412,24 +2265,6 @@
                 <w:sz w:val="22"/>
               </w:rPr>
               <w:t>8. Tekstury proceduralne.</w:t>
-            </w:r>
-          </w:p>
-        </w:tc>
-        <w:tc>
-          <w:tcPr>
-            <w:tcW w:type="dxa" w:w="4252"/>
-          </w:tcPr>
-          <w:p>
-            <w:pPr>
-              <w:spacing w:before="20" w:after="20"/>
-            </w:pPr>
-            <w:r>
-              <w:rPr>
-                <w:rFonts w:ascii="Aptos" w:hAnsi="Aptos"/>
-                <w:b w:val="0"/>
-                <w:i w:val="0"/>
-                <w:sz w:val="22"/>
-              </w:rPr>
             </w:r>
           </w:p>
         </w:tc>
@@ -2456,7 +2291,7 @@
         </w:tc>
         <w:tc>
           <w:tcPr>
-            <w:tcW w:type="dxa" w:w="4536"/>
+            <w:tcW w:type="dxa" w:w="8788"/>
           </w:tcPr>
           <w:p>
             <w:pPr>
@@ -2470,24 +2305,6 @@
                 <w:sz w:val="22"/>
               </w:rPr>
               <w:t>9. Mapowanie tekstur i przestrzenie współrzędnych.</w:t>
-            </w:r>
-          </w:p>
-        </w:tc>
-        <w:tc>
-          <w:tcPr>
-            <w:tcW w:type="dxa" w:w="4252"/>
-          </w:tcPr>
-          <w:p>
-            <w:pPr>
-              <w:spacing w:before="20" w:after="20"/>
-            </w:pPr>
-            <w:r>
-              <w:rPr>
-                <w:rFonts w:ascii="Aptos" w:hAnsi="Aptos"/>
-                <w:b w:val="0"/>
-                <w:i w:val="0"/>
-                <w:sz w:val="22"/>
-              </w:rPr>
             </w:r>
           </w:p>
         </w:tc>
@@ -2514,7 +2331,7 @@
         </w:tc>
         <w:tc>
           <w:tcPr>
-            <w:tcW w:type="dxa" w:w="4536"/>
+            <w:tcW w:type="dxa" w:w="8788"/>
           </w:tcPr>
           <w:p>
             <w:pPr>
@@ -2528,24 +2345,6 @@
                 <w:sz w:val="22"/>
               </w:rPr>
               <w:t>10. Tekstury bitmapowe.</w:t>
-            </w:r>
-          </w:p>
-        </w:tc>
-        <w:tc>
-          <w:tcPr>
-            <w:tcW w:type="dxa" w:w="4252"/>
-          </w:tcPr>
-          <w:p>
-            <w:pPr>
-              <w:spacing w:before="20" w:after="20"/>
-            </w:pPr>
-            <w:r>
-              <w:rPr>
-                <w:rFonts w:ascii="Aptos" w:hAnsi="Aptos"/>
-                <w:b w:val="0"/>
-                <w:i w:val="0"/>
-                <w:sz w:val="22"/>
-              </w:rPr>
             </w:r>
           </w:p>
         </w:tc>
@@ -2572,7 +2371,7 @@
         </w:tc>
         <w:tc>
           <w:tcPr>
-            <w:tcW w:type="dxa" w:w="4536"/>
+            <w:tcW w:type="dxa" w:w="8788"/>
           </w:tcPr>
           <w:p>
             <w:pPr>
@@ -2586,24 +2385,6 @@
                 <w:sz w:val="22"/>
               </w:rPr>
               <w:t>11. Wypalanie tekstur.</w:t>
-            </w:r>
-          </w:p>
-        </w:tc>
-        <w:tc>
-          <w:tcPr>
-            <w:tcW w:type="dxa" w:w="4252"/>
-          </w:tcPr>
-          <w:p>
-            <w:pPr>
-              <w:spacing w:before="20" w:after="20"/>
-            </w:pPr>
-            <w:r>
-              <w:rPr>
-                <w:rFonts w:ascii="Aptos" w:hAnsi="Aptos"/>
-                <w:b w:val="0"/>
-                <w:i w:val="0"/>
-                <w:sz w:val="22"/>
-              </w:rPr>
             </w:r>
           </w:p>
         </w:tc>
@@ -2630,7 +2411,7 @@
         </w:tc>
         <w:tc>
           <w:tcPr>
-            <w:tcW w:type="dxa" w:w="4536"/>
+            <w:tcW w:type="dxa" w:w="8788"/>
           </w:tcPr>
           <w:p>
             <w:pPr>
@@ -2644,24 +2425,6 @@
                 <w:sz w:val="22"/>
               </w:rPr>
               <w:t>12. Optymalizacja sceny 3D i rendering.</w:t>
-            </w:r>
-          </w:p>
-        </w:tc>
-        <w:tc>
-          <w:tcPr>
-            <w:tcW w:type="dxa" w:w="4252"/>
-          </w:tcPr>
-          <w:p>
-            <w:pPr>
-              <w:spacing w:before="20" w:after="20"/>
-            </w:pPr>
-            <w:r>
-              <w:rPr>
-                <w:rFonts w:ascii="Aptos" w:hAnsi="Aptos"/>
-                <w:b w:val="0"/>
-                <w:i w:val="0"/>
-                <w:sz w:val="22"/>
-              </w:rPr>
             </w:r>
           </w:p>
         </w:tc>
@@ -2688,7 +2451,7 @@
         </w:tc>
         <w:tc>
           <w:tcPr>
-            <w:tcW w:type="dxa" w:w="4536"/>
+            <w:tcW w:type="dxa" w:w="8788"/>
           </w:tcPr>
           <w:p>
             <w:pPr>
@@ -2702,24 +2465,6 @@
                 <w:sz w:val="22"/>
               </w:rPr>
               <w:t>13. Komponowanie (compositing).</w:t>
-            </w:r>
-          </w:p>
-        </w:tc>
-        <w:tc>
-          <w:tcPr>
-            <w:tcW w:type="dxa" w:w="4252"/>
-          </w:tcPr>
-          <w:p>
-            <w:pPr>
-              <w:spacing w:before="20" w:after="20"/>
-            </w:pPr>
-            <w:r>
-              <w:rPr>
-                <w:rFonts w:ascii="Aptos" w:hAnsi="Aptos"/>
-                <w:b w:val="0"/>
-                <w:i w:val="0"/>
-                <w:sz w:val="22"/>
-              </w:rPr>
             </w:r>
           </w:p>
         </w:tc>

--- a/public/assets/files/stacjonarne/M3D.docx
+++ b/public/assets/files/stacjonarne/M3D.docx
@@ -1458,7 +1458,7 @@
                 <w:rFonts w:ascii="Aptos" w:hAnsi="Aptos"/>
                 <w:sz w:val="22"/>
               </w:rPr>
-              <w:t>☑ Nieoceniany</w:t>
+              <w:t>☐ Nieoceniany</w:t>
             </w:r>
           </w:p>
           <w:p>
@@ -1494,7 +1494,7 @@
                 <w:rFonts w:ascii="Aptos" w:hAnsi="Aptos"/>
                 <w:sz w:val="22"/>
               </w:rPr>
-              <w:t>☐ Egzamin</w:t>
+              <w:t>☑ Egzamin</w:t>
             </w:r>
           </w:p>
         </w:tc>

--- a/public/assets/files/stacjonarne/M3D.docx
+++ b/public/assets/files/stacjonarne/M3D.docx
@@ -315,7 +315,7 @@
                 <w:i w:val="0"/>
                 <w:sz w:val="22"/>
               </w:rPr>
-              <w:t>4</w:t>
+              <w:t>5</w:t>
             </w:r>
           </w:p>
         </w:tc>
@@ -1093,7 +1093,7 @@
                 <w:i w:val="0"/>
                 <w:sz w:val="22"/>
               </w:rPr>
-              <w:t>40</w:t>
+              <w:t>65</w:t>
             </w:r>
           </w:p>
         </w:tc>
@@ -1113,7 +1113,7 @@
                 <w:i w:val="0"/>
                 <w:sz w:val="22"/>
               </w:rPr>
-              <w:t>1.6</w:t>
+              <w:t>2.6</w:t>
             </w:r>
           </w:p>
         </w:tc>
